--- a/doc/Tipos_de_conciencia.docx
+++ b/doc/Tipos_de_conciencia.docx
@@ -50,7 +50,7 @@
         <w:pStyle w:val="KEV"/>
       </w:pPr>
       <w:r>
-        <w:t>ACTIVIDAD SOCIOLOGIA</w:t>
+        <w:t>TIPOS DE CONCIENCIA</w:t>
       </w:r>
     </w:p>
     <w:p>
@@ -525,18 +525,7 @@
           <w:szCs w:val="24"/>
           <w:lang w:eastAsia="es-CO"/>
         </w:rPr>
-        <w:t>Concientización</w:t>
-      </w:r>
-      <w:r>
-        <w:rPr>
-          <w:rFonts w:ascii="Times New Roman" w:eastAsia="Times New Roman" w:hAnsi="Times New Roman" w:cs="Times New Roman"/>
-          <w:b/>
-          <w:bCs/>
-          <w:sz w:val="24"/>
-          <w:szCs w:val="24"/>
-          <w:lang w:eastAsia="es-CO"/>
-        </w:rPr>
-        <w:t>:</w:t>
+        <w:t>Concientización:</w:t>
       </w:r>
       <w:r>
         <w:rPr>
